--- a/BACKUP&RECOVERY/16장/16장_실습문제_추가서술형_정답.docx
+++ b/BACKUP&RECOVERY/16장/16장_실습문제_추가서술형_정답.docx
@@ -5451,7 +5451,7 @@
           <w:b w:val="0"/>
           <w:sz w:val="21"/>
         </w:rPr>
-        <w:t>-rw-r-----. 1 oracle oinstall 18939904 May 18 09:02 cf_c-1200530011-20250518-00</w:t>
+        <w:t>-rw-r-----. 1 oracle dba 18939904 May 18 09:02 cf_c-1200530011-20250518-00</w:t>
       </w:r>
     </w:p>
     <w:p>
@@ -7510,34 +7510,34 @@
           <w:rFonts w:ascii="Consolas" w:hAnsi="Consolas" w:eastAsia="Consolas"/>
           <w:sz w:val="19"/>
         </w:rPr>
-        <w:t>[oracle@oel7v9r1 ~]$ dbv file=/u02/oradata/ORCL/users01.dbf blocksize=8192</w:t>
-      </w:r>
-    </w:p>
-    <w:p>
-      <w:pPr>
-        <w:spacing w:after="40" w:line="312" w:lineRule="auto"/>
-        <w:ind w:left="360"/>
-      </w:pPr>
-      <w:r>
-        <w:rPr>
-          <w:rFonts w:ascii="맑은 고딕" w:hAnsi="맑은 고딕" w:eastAsia="맑은 고딕"/>
-          <w:b w:val="0"/>
-          <w:sz w:val="21"/>
-        </w:rPr>
-      </w:r>
-    </w:p>
-    <w:p>
-      <w:pPr>
-        <w:spacing w:after="40" w:line="312" w:lineRule="auto"/>
-        <w:ind w:left="360"/>
-      </w:pPr>
-      <w:r>
-        <w:rPr>
-          <w:rFonts w:ascii="맑은 고딕" w:hAnsi="맑은 고딕" w:eastAsia="맑은 고딕"/>
-          <w:b w:val="0"/>
-          <w:sz w:val="21"/>
-        </w:rPr>
-        <w:t>DBVERIFY - Verification starting : FILE = /u02/oradata/ORCL/users01.dbf</w:t>
+        <w:t>[oracle@oel7v9r1 ~]$ dbv file=/u01/app/oracle/oradata/orcl/users01.dbf blocksize=8192</w:t>
+      </w:r>
+    </w:p>
+    <w:p>
+      <w:pPr>
+        <w:spacing w:after="40" w:line="312" w:lineRule="auto"/>
+        <w:ind w:left="360"/>
+      </w:pPr>
+      <w:r>
+        <w:rPr>
+          <w:rFonts w:ascii="맑은 고딕" w:hAnsi="맑은 고딕" w:eastAsia="맑은 고딕"/>
+          <w:b w:val="0"/>
+          <w:sz w:val="21"/>
+        </w:rPr>
+      </w:r>
+    </w:p>
+    <w:p>
+      <w:pPr>
+        <w:spacing w:after="40" w:line="312" w:lineRule="auto"/>
+        <w:ind w:left="360"/>
+      </w:pPr>
+      <w:r>
+        <w:rPr>
+          <w:rFonts w:ascii="맑은 고딕" w:hAnsi="맑은 고딕" w:eastAsia="맑은 고딕"/>
+          <w:b w:val="0"/>
+          <w:sz w:val="21"/>
+        </w:rPr>
+        <w:t>DBVERIFY - Verification starting : FILE = /u01/app/oracle/oradata/orcl/users01.dbf</w:t>
       </w:r>
     </w:p>
     <w:p>
